--- a/Documents/LAB/PacketTracer_Files/Tracer_NHOM_10.docx
+++ b/Documents/LAB/PacketTracer_Files/Tracer_NHOM_10.docx
@@ -1114,13 +1114,6 @@
                 <w:lang w:val="vi-VN"/>
               </w:rPr>
             </w:pPr>
-            <w:r>
-              <w:rPr>
-                <w:b/>
-                <w:lang w:val="vi-VN"/>
-              </w:rPr>
-              <w:t>00D0.D39D.3121</w:t>
-            </w:r>
           </w:p>
         </w:tc>
         <w:tc>
@@ -1135,13 +1128,6 @@
                 <w:lang w:val="vi-VN"/>
               </w:rPr>
             </w:pPr>
-            <w:r>
-              <w:rPr>
-                <w:b/>
-                <w:lang w:val="vi-VN"/>
-              </w:rPr>
-              <w:t>192.168.10.1</w:t>
-            </w:r>
           </w:p>
         </w:tc>
       </w:tr>
@@ -1179,13 +1165,6 @@
                 <w:lang w:val="vi-VN"/>
               </w:rPr>
             </w:pPr>
-            <w:r>
-              <w:rPr>
-                <w:b/>
-                <w:lang w:val="vi-VN"/>
-              </w:rPr>
-              <w:t>0060.5CB4.6A78</w:t>
-            </w:r>
           </w:p>
         </w:tc>
         <w:tc>
@@ -1200,20 +1179,6 @@
                 <w:lang w:val="en-US"/>
               </w:rPr>
             </w:pPr>
-            <w:r>
-              <w:rPr>
-                <w:b/>
-                <w:lang w:val="vi-VN"/>
-              </w:rPr>
-              <w:t>192.168.10.</w:t>
-            </w:r>
-            <w:r>
-              <w:rPr>
-                <w:b/>
-                <w:lang w:val="en-US"/>
-              </w:rPr>
-              <w:t>3</w:t>
-            </w:r>
           </w:p>
         </w:tc>
       </w:tr>
@@ -1227,15 +1192,22 @@
               <w:jc w:val="center"/>
               <w:rPr>
                 <w:b/>
-                <w:lang w:val="vi-VN"/>
-              </w:rPr>
-            </w:pPr>
-            <w:r>
-              <w:rPr>
-                <w:b/>
-                <w:lang w:val="vi-VN"/>
-              </w:rPr>
-              <w:t>PC4</w:t>
+                <w:lang w:val="en-US"/>
+              </w:rPr>
+            </w:pPr>
+            <w:r>
+              <w:rPr>
+                <w:b/>
+                <w:lang w:val="vi-VN"/>
+              </w:rPr>
+              <w:t>PC</w:t>
+            </w:r>
+            <w:r>
+              <w:rPr>
+                <w:b/>
+                <w:lang w:val="en-US"/>
+              </w:rPr>
+              <w:t>5</w:t>
             </w:r>
           </w:p>
         </w:tc>
@@ -1251,13 +1223,6 @@
                 <w:lang w:val="vi-VN"/>
               </w:rPr>
             </w:pPr>
-            <w:r>
-              <w:rPr>
-                <w:b/>
-                <w:lang w:val="vi-VN"/>
-              </w:rPr>
-              <w:t>00E0.F97D.C1C1</w:t>
-            </w:r>
           </w:p>
         </w:tc>
         <w:tc>
@@ -1272,13 +1237,6 @@
                 <w:lang w:val="vi-VN"/>
               </w:rPr>
             </w:pPr>
-            <w:r>
-              <w:rPr>
-                <w:b/>
-                <w:lang w:val="vi-VN"/>
-              </w:rPr>
-              <w:t>192.168.2.1</w:t>
-            </w:r>
           </w:p>
         </w:tc>
       </w:tr>
@@ -1323,13 +1281,6 @@
                 <w:lang w:val="vi-VN"/>
               </w:rPr>
             </w:pPr>
-            <w:r>
-              <w:rPr>
-                <w:b/>
-                <w:lang w:val="vi-VN"/>
-              </w:rPr>
-              <w:t>0000.0C25.DE01</w:t>
-            </w:r>
           </w:p>
         </w:tc>
         <w:tc>
@@ -1344,13 +1295,6 @@
                 <w:lang w:val="vi-VN"/>
               </w:rPr>
             </w:pPr>
-            <w:r>
-              <w:rPr>
-                <w:b/>
-                <w:lang w:val="vi-VN"/>
-              </w:rPr>
-              <w:t>192.168.10.254</w:t>
-            </w:r>
           </w:p>
         </w:tc>
       </w:tr>
@@ -1409,13 +1353,6 @@
                 <w:lang w:val="vi-VN"/>
               </w:rPr>
             </w:pPr>
-            <w:r>
-              <w:rPr>
-                <w:b/>
-                <w:lang w:val="vi-VN"/>
-              </w:rPr>
-              <w:t>172.16.10.1</w:t>
-            </w:r>
           </w:p>
         </w:tc>
       </w:tr>
@@ -1474,13 +1411,6 @@
                 <w:lang w:val="vi-VN"/>
               </w:rPr>
             </w:pPr>
-            <w:r>
-              <w:rPr>
-                <w:b/>
-                <w:lang w:val="vi-VN"/>
-              </w:rPr>
-              <w:t>172.16.10.2</w:t>
-            </w:r>
           </w:p>
         </w:tc>
       </w:tr>
@@ -1525,13 +1455,6 @@
                 <w:lang w:val="vi-VN"/>
               </w:rPr>
             </w:pPr>
-            <w:r>
-              <w:rPr>
-                <w:b/>
-                <w:lang w:val="vi-VN"/>
-              </w:rPr>
-              <w:t>000C.CF90.BEC4</w:t>
-            </w:r>
           </w:p>
         </w:tc>
         <w:tc>
@@ -1546,13 +1469,6 @@
                 <w:lang w:val="vi-VN"/>
               </w:rPr>
             </w:pPr>
-            <w:r>
-              <w:rPr>
-                <w:b/>
-                <w:lang w:val="vi-VN"/>
-              </w:rPr>
-              <w:t>192.168.3.1</w:t>
-            </w:r>
           </w:p>
         </w:tc>
       </w:tr>
@@ -1894,73 +1810,6 @@
               </w:rPr>
               <w:t xml:space="preserve"> PC1</w:t>
             </w:r>
-          </w:p>
-        </w:tc>
-        <w:tc>
-          <w:tcPr>
-            <w:tcW w:w="2070" w:type="dxa"/>
-          </w:tcPr>
-          <w:p>
-            <w:pPr>
-              <w:rPr>
-                <w:b/>
-                <w:lang w:val="vi-VN"/>
-              </w:rPr>
-            </w:pPr>
-          </w:p>
-        </w:tc>
-        <w:tc>
-          <w:tcPr>
-            <w:tcW w:w="2114" w:type="dxa"/>
-          </w:tcPr>
-          <w:p>
-            <w:pPr>
-              <w:rPr>
-                <w:b/>
-                <w:lang w:val="vi-VN"/>
-              </w:rPr>
-            </w:pPr>
-          </w:p>
-        </w:tc>
-        <w:tc>
-          <w:tcPr>
-            <w:tcW w:w="2250" w:type="dxa"/>
-          </w:tcPr>
-          <w:p>
-            <w:pPr>
-              <w:rPr>
-                <w:b/>
-                <w:lang w:val="vi-VN"/>
-              </w:rPr>
-            </w:pPr>
-          </w:p>
-        </w:tc>
-        <w:tc>
-          <w:tcPr>
-            <w:tcW w:w="2160" w:type="dxa"/>
-          </w:tcPr>
-          <w:p>
-            <w:pPr>
-              <w:rPr>
-                <w:b/>
-                <w:lang w:val="vi-VN"/>
-              </w:rPr>
-            </w:pPr>
-          </w:p>
-        </w:tc>
-      </w:tr>
-      <w:tr>
-        <w:tc>
-          <w:tcPr>
-            <w:tcW w:w="1661" w:type="dxa"/>
-          </w:tcPr>
-          <w:p>
-            <w:pPr>
-              <w:rPr>
-                <w:b/>
-                <w:lang w:val="vi-VN"/>
-              </w:rPr>
-            </w:pPr>
           </w:p>
         </w:tc>
         <w:tc>
